--- a/curso-obesidad-seda/SEDA_Declaracion_Conflicto_Interes.docx
+++ b/curso-obesidad-seda/SEDA_Declaracion_Conflicto_Interes.docx
@@ -698,6 +698,20 @@
     </w:p>
     <w:p>
       <w:pPr>
+        <w:spacing w:after="120"/>
+      </w:pPr>
+      <w:r>
+        <w:rPr>
+          <w:b w:val="0"/>
+          <w:i/>
+          <w:color w:val="6B6B6B"/>
+          <w:sz w:val="16"/>
+        </w:rPr>
+        <w:t>Auspiciantes declarados de este curso: Boehringer Ingelheim, Laboratorios Elea y Laboratorio Saval. Si usted mantiene o mantuvo vínculos con alguno de ellos en los últimos 24 meses, declárelos expresamente en el cuadro anterior. Los auspiciantes no intervienen en la selección de docentes, temas ni contenidos del curso.</w:t>
+      </w:r>
+    </w:p>
+    <w:p>
+      <w:pPr>
         <w:spacing w:before="280" w:after="120"/>
       </w:pPr>
       <w:r>

--- a/curso-obesidad-seda/SEDA_Declaracion_Conflicto_Interes.docx
+++ b/curso-obesidad-seda/SEDA_Declaracion_Conflicto_Interes.docx
@@ -698,20 +698,6 @@
     </w:p>
     <w:p>
       <w:pPr>
-        <w:spacing w:after="120"/>
-      </w:pPr>
-      <w:r>
-        <w:rPr>
-          <w:b w:val="0"/>
-          <w:i/>
-          <w:color w:val="6B6B6B"/>
-          <w:sz w:val="16"/>
-        </w:rPr>
-        <w:t>Auspiciantes declarados de este curso: Boehringer Ingelheim, Laboratorios Elea y Laboratorio Saval. Si usted mantiene o mantuvo vínculos con alguno de ellos en los últimos 24 meses, declárelos expresamente en el cuadro anterior. Los auspiciantes no intervienen en la selección de docentes, temas ni contenidos del curso.</w:t>
-      </w:r>
-    </w:p>
-    <w:p>
-      <w:pPr>
         <w:spacing w:before="280" w:after="120"/>
       </w:pPr>
       <w:r>
